--- a/Artofest_UAT_Final.docx
+++ b/Artofest_UAT_Final.docx
@@ -551,6 +551,14 @@
               </w:rPr>
               <w:t>Jacob Askew</w:t>
             </w:r>
+            <w:r>
+              <w:rPr>
+                <w:rFonts w:ascii="Aptos" w:eastAsia="Aptos" w:hAnsi="Aptos" w:cs="Aptos"/>
+                <w:sz w:val="28"/>
+                <w:szCs w:val="28"/>
+              </w:rPr>
+              <w:t xml:space="preserve"> / Idowu Adeleke</w:t>
+            </w:r>
           </w:p>
         </w:tc>
         <w:tc>
@@ -604,7 +612,15 @@
                 <w:sz w:val="28"/>
                 <w:szCs w:val="28"/>
               </w:rPr>
-              <w:t>Paul Oko-jaja</w:t>
+              <w:t>Paul Oko-</w:t>
+            </w:r>
+            <w:r>
+              <w:rPr>
+                <w:rFonts w:ascii="Aptos" w:eastAsia="Aptos" w:hAnsi="Aptos" w:cs="Aptos"/>
+                <w:sz w:val="28"/>
+                <w:szCs w:val="28"/>
+              </w:rPr>
+              <w:t>Jaja</w:t>
             </w:r>
           </w:p>
         </w:tc>
@@ -663,7 +679,7 @@
                 <w:sz w:val="28"/>
                 <w:szCs w:val="28"/>
               </w:rPr>
-              <w:t>Nadezhda Krasteva</w:t>
+              <w:t>Frank / Daniel</w:t>
             </w:r>
           </w:p>
         </w:tc>
@@ -694,6 +710,14 @@
               </w:rPr>
               <w:t>Tester</w:t>
             </w:r>
+            <w:r>
+              <w:rPr>
+                <w:rFonts w:ascii="Aptos" w:eastAsia="Aptos" w:hAnsi="Aptos" w:cs="Aptos"/>
+                <w:sz w:val="28"/>
+                <w:szCs w:val="28"/>
+              </w:rPr>
+              <w:t>s</w:t>
+            </w:r>
           </w:p>
         </w:tc>
       </w:tr>
@@ -723,7 +747,7 @@
                 <w:sz w:val="28"/>
                 <w:szCs w:val="28"/>
               </w:rPr>
-              <w:t>Favour Akuchie / Idowu Adeleke</w:t>
+              <w:t>Favour Akuchie</w:t>
             </w:r>
           </w:p>
         </w:tc>
@@ -1979,7 +2003,31 @@
           <w:sz w:val="28"/>
           <w:szCs w:val="28"/>
         </w:rPr>
-        <w:t>I hereby accept this final product:</w:t>
+        <w:t>I hereby accept this final product</w:t>
+      </w:r>
+      <w:r>
+        <w:rPr>
+          <w:rFonts w:ascii="Aptos" w:eastAsia="Aptos" w:hAnsi="Aptos" w:cs="Aptos"/>
+          <w:sz w:val="28"/>
+          <w:szCs w:val="28"/>
+        </w:rPr>
+        <w:t xml:space="preserve"> (YES/NO)</w:t>
+      </w:r>
+      <w:r>
+        <w:rPr>
+          <w:rFonts w:ascii="Aptos" w:eastAsia="Aptos" w:hAnsi="Aptos" w:cs="Aptos"/>
+          <w:sz w:val="28"/>
+          <w:szCs w:val="28"/>
+        </w:rPr>
+        <w:t>:</w:t>
+      </w:r>
+      <w:r>
+        <w:rPr>
+          <w:rFonts w:ascii="Aptos" w:eastAsia="Aptos" w:hAnsi="Aptos" w:cs="Aptos"/>
+          <w:sz w:val="28"/>
+          <w:szCs w:val="28"/>
+        </w:rPr>
+        <w:t xml:space="preserve"> </w:t>
       </w:r>
       <w:r>
         <w:br/>
@@ -1988,26 +2036,29 @@
         <w:br/>
       </w:r>
       <w:r>
-        <w:rPr>
-          <w:rFonts w:ascii="Aptos" w:eastAsia="Aptos" w:hAnsi="Aptos" w:cs="Aptos"/>
-          <w:sz w:val="28"/>
-          <w:szCs w:val="28"/>
-        </w:rPr>
+        <w:br/>
+      </w:r>
+      <w:r>
         <w:lastRenderedPageBreak/>
-        <w:t>Yes / No</w:t>
-      </w:r>
-      <w:r>
-        <w:rPr>
-          <w:rFonts w:ascii="Aptos" w:eastAsia="Aptos" w:hAnsi="Aptos" w:cs="Aptos"/>
-          <w:sz w:val="28"/>
-          <w:szCs w:val="28"/>
-        </w:rPr>
-        <w:t>:</w:t>
-      </w:r>
-      <w:r>
         <w:br/>
       </w:r>
       <w:r>
+        <w:rPr>
+          <w:rFonts w:ascii="Aptos" w:eastAsia="Aptos" w:hAnsi="Aptos" w:cs="Aptos"/>
+          <w:sz w:val="28"/>
+          <w:szCs w:val="28"/>
+        </w:rPr>
+        <w:t xml:space="preserve">Signature: </w:t>
+      </w:r>
+      <w:r>
+        <w:rPr>
+          <w:rFonts w:ascii="Aptos" w:eastAsia="Aptos" w:hAnsi="Aptos" w:cs="Aptos"/>
+          <w:sz w:val="28"/>
+          <w:szCs w:val="28"/>
+        </w:rPr>
+        <w:t>__________________________</w:t>
+      </w:r>
+      <w:r>
         <w:br/>
       </w:r>
       <w:r>
@@ -2016,7 +2067,15 @@
           <w:sz w:val="28"/>
           <w:szCs w:val="28"/>
         </w:rPr>
-        <w:t>Signature: ___________________________</w:t>
+        <w:t xml:space="preserve">Name: </w:t>
+      </w:r>
+      <w:r>
+        <w:rPr>
+          <w:rFonts w:ascii="Aptos" w:eastAsia="Aptos" w:hAnsi="Aptos" w:cs="Aptos"/>
+          <w:sz w:val="28"/>
+          <w:szCs w:val="28"/>
+        </w:rPr>
+        <w:t>_________________________</w:t>
       </w:r>
       <w:r>
         <w:br/>
@@ -2027,18 +2086,15 @@
           <w:sz w:val="28"/>
           <w:szCs w:val="28"/>
         </w:rPr>
-        <w:t>Name: ___________________________</w:t>
-      </w:r>
-      <w:r>
-        <w:br/>
-      </w:r>
-      <w:r>
-        <w:rPr>
-          <w:rFonts w:ascii="Aptos" w:eastAsia="Aptos" w:hAnsi="Aptos" w:cs="Aptos"/>
-          <w:sz w:val="28"/>
-          <w:szCs w:val="28"/>
-        </w:rPr>
-        <w:t>Date: ___________________________</w:t>
+        <w:t xml:space="preserve">Date: </w:t>
+      </w:r>
+      <w:r>
+        <w:rPr>
+          <w:rFonts w:ascii="Aptos" w:eastAsia="Aptos" w:hAnsi="Aptos" w:cs="Aptos"/>
+          <w:sz w:val="28"/>
+          <w:szCs w:val="28"/>
+        </w:rPr>
+        <w:t>______________________</w:t>
       </w:r>
     </w:p>
     <w:sectPr>
